--- a/PATENT/Form 2_our_project.docx
+++ b/PATENT/Form 2_our_project.docx
@@ -119,7 +119,7 @@
           <w:i w:val="0"/>
           <w:sz w:val="24"/>
         </w:rPr>
-        <w:t>AN EMBEDDED EDGE-AI APPARATUS AND SYSTEM FOR REAL-TIME BIDIRECTIONAL SIGN LANGUAGE TRANSLATION USING KINEMATIC GEOMETRIC LANDMARKS AND NEURAL INFERENCE</w:t>
+        <w:t>AN EMBEDDED EDGE-AI KIOSK APPARATUS AND WIRELESS SENSOR GLOVE SYSTEM FOR REAL-TIME BIDIRECTIONAL SIGN LANGUAGE TRANSLATION USING MULTI-MODAL SENSOR FUSION AND NEURAL INFERENCE</w:t>
       </w:r>
     </w:p>
     <w:p>
@@ -239,7 +239,7 @@
           <w:i w:val="0"/>
           <w:sz w:val="24"/>
         </w:rPr>
-        <w:t>[0001] The present invention relates generally to embedded computing systems, assistive human-computer interaction (HCI) devices, and edge-computing apparatuses. More particularly, the invention relates to a standalone, portable edge-AI apparatus and integrated hardware-software system configured for real-time bidirectional translation between vocalized speech, visual sign language gestures (comprising single-hand American Sign Language and dual-hand Indian Sign Language), and animated 3D sign demonstrations using local geometric kinematic landmark extraction and quantized neural classifiers executing entirely on on-board host processor hardware.</w:t>
+        <w:t>[0001] The present invention relates generally to assistive communication devices, embedded computing systems, human-computer interaction (HCI) terminals, and wearable kinematic telemetry interfaces. More particularly, the invention relates to an integrated, standalone edge-AI kiosk apparatus operatively paired with a wireless ergonomic sensor glove, providing a multi-modal hardware-software system for real-time bidirectional translation between vocalized speech, visual sign language gestures (comprising single-hand American Sign Language and dual-hand Indian Sign Language), and animated 3D sign demonstrations using local geometric kinematic landmark extraction, glove telemetry fusion, and quantized neural inference.</w:t>
       </w:r>
     </w:p>
     <w:p>
@@ -269,7 +269,7 @@
           <w:i w:val="0"/>
           <w:sz w:val="24"/>
         </w:rPr>
-        <w:t>[0002] Deaf and hard-of-hearing communities rely heavily on visual sign languages such as Indian Sign Language (ISL) and American Sign Language (ASL) for daily social interaction. However, the lack of widespread fluency among the non-signing general public creates severe communication barriers in healthcare facilities, classrooms, government counters, and commercial environments.</w:t>
+        <w:t>[0002] Visual sign languages, such as Indian Sign Language (ISL) and American Sign Language (ASL), serve as the principal communication medium for millions of deaf and hard-of-hearing individuals worldwide. However, the overwhelming majority of the hearing population lacks fluency in sign language, creating persistent and debilitating communication barriers in critical environments such as healthcare clinics, banking and postal counters, educational institutions, government administrative centers, and commercial retail terminals.</w:t>
       </w:r>
     </w:p>
     <w:p>
@@ -284,7 +284,7 @@
           <w:i w:val="0"/>
           <w:sz w:val="24"/>
         </w:rPr>
-        <w:t>[0003] Conventional computational sign language translation attempts typically rely on compute-heavy 2D or 3D Convolutional Neural Networks (CNNs) that continuously stream full raw RGB video frames to external remote cloud servers. Such cloud-centric architectures suffer from fatal drawbacks in practical assistive deployment: they incur excessive network latency, suffer total operational breakdown in rural or low-connectivity zones, demand continuous high-bandwidth internet connectivity, and present severe visual biometric privacy risks by transmitting identifiable human face and hand footage across public networks.</w:t>
+        <w:t>[0003] Existing computational attempts to bridge this communication divide predominantly fall into two unsatisfactory extremes: purely vision-based software applications, or bulky proprietary data gloves tethered to desktop workstations.</w:t>
       </w:r>
     </w:p>
     <w:p>
@@ -299,7 +299,7 @@
           <w:i w:val="0"/>
           <w:sz w:val="24"/>
         </w:rPr>
-        <w:t>[0004] Furthermore, existing desktop software applications fail to provide a dedicated, physical, self-contained interactive device that can be placed on a counter or carried by a user. They lack specialized acoustic-optical transducer integration capable of capturing both directional vocal audio from a hearing interlocutor and optical sign gestures from a deaf user in real-time within a single portable physical housing.</w:t>
+        <w:t>[0004] Purely vision-based approaches rely on monocular RGB webcams or video cameras running deep 2D/3D Convolutional Neural Networks (CNNs). In real-world assistive situations, camera-only systems suffer severe operational vulnerabilities: (i) Optical occlusion: when fingers cross, overlap, or the hand turns away from the optical axis (especially prevalent in complex dual-hand ISL gestures where 20 out of 26 letters require two-hand interaction), camera landmarks fail or jitter wildly; (ii) Environmental illumination: ambient shadows, backlighting, or poor room lighting cause catastrophic tracking failures; (iii) Cloud dependency: many conventional systems stream raw video frames to remote cloud servers, causing unacceptable network latencies (exceeding 500-1500 ms), complete communication blackouts in areas with poor internet connectivity, and severe visual biometric privacy violations by transmitting identifiable human face footage over public networks.</w:t>
       </w:r>
     </w:p>
     <w:p>
@@ -314,7 +314,7 @@
           <w:i w:val="0"/>
           <w:sz w:val="24"/>
         </w:rPr>
-        <w:t>[0005] Additionally, Indian Sign Language (ISL) presents unique physical and algorithmic challenges because 20 of its 26 alphabet characters require dual-hand coordination, where hand-to-hand occlusions, distance variations from the sensor, and orientation angles severely degrade naive pixel-based classifiers.</w:t>
+        <w:t>[0005] Conversely, standalone data gloves previously reported in the art are often rigid, tethered by cumbersome wiring harnesses, lack integrated speech synthesis or visual interactive feedback, and cannot perform bidirectional dialogue (failing to convert hearing speech back into sign language for the deaf user). Furthermore, generic off-the-shelf monitors or computer stands cannot provide acoustic isolation, integrated lighting, anti-glare visual privacy hoods, or dedicated edge acceleration required for instantaneous conversational interaction.</w:t>
       </w:r>
     </w:p>
     <w:p>
@@ -329,7 +329,7 @@
           <w:i w:val="0"/>
           <w:sz w:val="24"/>
         </w:rPr>
-        <w:t>[0006] Accordingly, there exists a critical need for an integrated, portable edge-AI apparatus and physical translation system that combines dedicated optical sensors, directional acoustic capture, an on-board host processor executing privacy-preserving geometric feature normalization and quantized neural classification, an interactive visual display for 3D avatar demonstration, and an acoustic synthesizer within a self-powered physical unit.</w:t>
+        <w:t>[0006] Accordingly, there exists an acute, unfulfilled need for an integrated, standalone Edge-AI Kiosk apparatus paired with a lightweight wireless sensor glove that solves optical occlusion through hardware multi-modal sensor fusion, preserves visual privacy by executing all neural inference locally on edge computing hardware, provides acoustic and visual isolation via a dedicated canopy hood, and provides true real-time bidirectional translation between vocal speech and sign language.</w:t>
       </w:r>
     </w:p>
     <w:p>
@@ -359,7 +359,7 @@
           <w:i w:val="0"/>
           <w:sz w:val="24"/>
         </w:rPr>
-        <w:t>[0007] The primary objective of the present invention is to provide a standalone, portable edge-AI hardware apparatus and system capable of executing complete real-time bidirectional sign language translation entirely on local embedded computing hardware without requiring external cloud servers or remote network processing.</w:t>
+        <w:t>[0007] The primary objective of the present invention is to provide a standalone, counter-mountable edge-AI kiosk apparatus and paired wireless sensor glove system capable of executing real-time bidirectional sign language translation entirely on local embedded hardware without requiring external cloud servers or internet connectivity.</w:t>
       </w:r>
     </w:p>
     <w:p>
@@ -374,7 +374,7 @@
           <w:i w:val="0"/>
           <w:sz w:val="24"/>
         </w:rPr>
-        <w:t>[0008] Another objective is to integrate dedicated optical sensing, directional acoustic capture, an interactive visual touch display, an acoustic speech synthesizer, and an autonomous power subsystem within a single compact physical enclosure.</w:t>
+        <w:t>[0008] Another objective of the present invention is to provide an anti-glare, acoustic-isolating privacy canopy hood enclosing a forward-facing optical depth sensor, active dual LED diffusers, and directional beamforming MEMS microphones within a self-contained physical housing.</w:t>
       </w:r>
     </w:p>
     <w:p>
@@ -389,7 +389,7 @@
           <w:i w:val="0"/>
           <w:sz w:val="24"/>
         </w:rPr>
-        <w:t>[0009] Another objective is to provide a geometric feature normalization engine on the local edge processor that establishes scale-invariance, distance-invariance, and planar rotation alignment for dual-hand and single-hand skeletal tracking.</w:t>
+        <w:t>[0009] Another objective of the present invention is to provide an ergonomic wearable sensor glove incorporating 5-channel dorsal polymer flexible bend sensors, a 6-DoF inertial measurement unit (IMU), an ultra-low-latency 2.4 GHz RF/BLE transceiver, and a tactile haptic feedback actuator.</w:t>
       </w:r>
     </w:p>
     <w:p>
@@ -404,7 +404,7 @@
           <w:i w:val="0"/>
           <w:sz w:val="24"/>
         </w:rPr>
-        <w:t>[0010] Another objective is to extract fifteen anatomical inter-joint finger flexion angles as kinematic descriptors that decouple hand shape understanding from camera perspective distortion and hand sizing variations.</w:t>
+        <w:t>[0010] Another objective of the present invention is to implement a multi-modal sensor fusion engine that seamlessly fuses optical 3D skeletal landmarks with continuous glove bend resistance and inertial orientation, eliminating classification failure caused by hand-to-hand occlusions and extreme camera angles.</w:t>
       </w:r>
     </w:p>
     <w:p>
@@ -419,7 +419,7 @@
           <w:i w:val="0"/>
           <w:sz w:val="24"/>
         </w:rPr>
-        <w:t>[0011] Another objective is to execute quantized, lightweight Multi-Layer Perceptron (MLP) neural networks locally in under 5 milliseconds on an embedded CPU/SoC, supporting 28 single-hand ASL classes and 35 dual-hand ISL classes.</w:t>
+        <w:t>[0011] Another objective of the present invention is to provide a geometric normalization engine that translates skeletal coordinates to a wrist origin, scales them by palm metric length, computes planar rotation alignment, and derives fifteen inter-joint finger flexion angles that are strictly scale, distance, and perspective invariant.</w:t>
       </w:r>
     </w:p>
     <w:p>
@@ -434,7 +434,7 @@
           <w:i w:val="0"/>
           <w:sz w:val="24"/>
         </w:rPr>
-        <w:t>[0012] Another objective is to provide a temporal consensus word buffer engine with streak confirmation and cooldown suppression to prevent gesture transition flickering and double-character repetition.</w:t>
+        <w:t>[0012] Another objective of the present invention is to execute quantized Multi-Layer Perceptron (MLP) neural networks locally in under 5 milliseconds on an embedded host SoC, supporting 28 single-hand ASL classes and 35 dual-hand ISL classes.</w:t>
       </w:r>
     </w:p>
     <w:p>
@@ -449,7 +449,7 @@
           <w:i w:val="0"/>
           <w:sz w:val="24"/>
         </w:rPr>
-        <w:t>[0013] Another objective is to provide bidirectional communication by synthesizing real-time 3D humanoid avatar sign demonstrations on the interactive display in response to incoming vocal speech or text input.</w:t>
+        <w:t>[0013] Another objective of the present invention is to provide a temporal word buffer engine with consecutive streak consensus and cooldown suppression to assemble stabilized character tokens into committed words and sentences.</w:t>
       </w:r>
     </w:p>
     <w:p>
@@ -464,7 +464,37 @@
           <w:i w:val="0"/>
           <w:sz w:val="24"/>
         </w:rPr>
-        <w:t>[0014] Another objective is to enforce visual privacy and zero biometric leakage by processing optical video frames exclusively in volatile memory on the embedded processor and instantly discarding frames after skeletal landmark extraction.</w:t>
+        <w:t>[0014] Another objective of the present invention is to provide immediate tactile haptic feedback on the user's wrist when a sign token is committed, allowing the signing user to maintain uninterrupted eye contact with the interlocutor.</w:t>
+      </w:r>
+    </w:p>
+    <w:p>
+      <w:pPr>
+        <w:spacing w:after="120" w:line="276" w:lineRule="auto"/>
+        <w:jc w:val="both"/>
+      </w:pPr>
+      <w:r>
+        <w:rPr>
+          <w:rFonts w:ascii="Times New Roman" w:hAnsi="Times New Roman"/>
+          <w:b w:val="0"/>
+          <w:i w:val="0"/>
+          <w:sz w:val="24"/>
+        </w:rPr>
+        <w:t>[0015] Another objective of the present invention is to provide bidirectional speech-to-sign translation by transcribing vocal speech into text phonemes and driving a real-time 3D humanoid avatar demonstrating corresponding sign language gestures at 60 frames per second on an angled touch display.</w:t>
+      </w:r>
+    </w:p>
+    <w:p>
+      <w:pPr>
+        <w:spacing w:after="120" w:line="276" w:lineRule="auto"/>
+        <w:jc w:val="both"/>
+      </w:pPr>
+      <w:r>
+        <w:rPr>
+          <w:rFonts w:ascii="Times New Roman" w:hAnsi="Times New Roman"/>
+          <w:b w:val="0"/>
+          <w:i w:val="0"/>
+          <w:sz w:val="24"/>
+        </w:rPr>
+        <w:t>[0016] Another objective of the present invention is to guarantee zero visual biometric leakage by processing optical video frames strictly in volatile memory (RAM) and immediately discarding frames after landmark extraction.</w:t>
       </w:r>
     </w:p>
     <w:p>
@@ -494,7 +524,7 @@
           <w:i w:val="0"/>
           <w:sz w:val="24"/>
         </w:rPr>
-        <w:t>[0015] The present invention provides an embedded edge-AI apparatus and system for real-time bidirectional sign language translation. The physical apparatus comprises an optical vision sensor (202), a directional acoustic capture unit (204), an embedded host processor (206) having local volatile memory and non-volatile flash storage, an interactive visual display subsystem (220), an acoustic synthesizer (222), and an autonomous portable power subsystem (224).</w:t>
+        <w:t>[0017] The present invention provides an integrated embedded edge-AI kiosk apparatus and wireless sensor glove system for real-time bidirectional sign language translation. The physical system comprises two operatively interconnected hardware units: (A) a standalone counter-mountable Edge-AI Kiosk Unit (202), and (B) a paired Wearable Wireless Sensor Glove Unit (240) communicating via a low-latency 2.4 GHz wireless telemetry link (235).</w:t>
       </w:r>
     </w:p>
     <w:p>
@@ -509,7 +539,7 @@
           <w:i w:val="0"/>
           <w:sz w:val="24"/>
         </w:rPr>
-        <w:t>[0016] In a sign-to-speech operating mode, the optical vision sensor captures continuous video frames of a signing user at 30 to 60 frames per second. The embedded host processor executes a local vision pipeline (208) extracting 21 3D spatial skeletal landmarks per detected hand. A spatial kinematics unit (212) shifts coordinates to a wrist-centered local origin, scales them by palm metric length, computes planar rotation alignment, and derives fifteen inter-joint finger flexion angles across all digits.</w:t>
+        <w:t>[0018] The Edge-AI Kiosk Unit (202) comprises a rigid enclosure having a countertop support base (304), an anti-glare privacy canopy hood (306), an optical vision sensor and dual auxiliary LED diffusers (204, 308) integrated within the upper hood fascia, a directional beamforming MEMS microphone array (206, 312), an embedded host processor SoC (208), an angled high-resolution capacitive touch display HUD (224, 310), an acoustic synthesizer and Class-D loudspeaker (226, 314), an ultra-low latency wireless transceiver (228), and a portable power subsystem (230).</w:t>
       </w:r>
     </w:p>
     <w:p>
@@ -524,7 +554,7 @@
           <w:i w:val="0"/>
           <w:sz w:val="24"/>
         </w:rPr>
-        <w:t>[0017] A quantized edge neural classifier (216) processes a 78-dimensional feature vector for single-hand gestures and a 156-dimensional feature vector for dual-hand gestures. A temporal word buffer engine (218) applies consecutive streak consensus verification and cooldown suppression to assemble confirmed character tokens into words and complete sentence strings. The committed sentence string is vocalized audibly via the acoustic synthesizer (222) and displayed on the interactive visual display (220).</w:t>
+        <w:t>[0019] The Wearable Wireless Sensor Glove Unit (240, 320) comprises a breathable flexible glove body (322), a 5-channel flexible bend sensor array (242, 322) embedded along the dorsal phalanges of each digit, a 6-DoF Inertial Measurement Unit (IMU) (244), a low-power glove microcontroller (MCU) with a 12-bit ADC (246), a glove wireless transceiver (248), a micro-haptic vibration actuator (250, 328), a multi-color status LED (326), and a rechargeable Li-Po battery pack (252).</w:t>
       </w:r>
     </w:p>
     <w:p>
@@ -539,7 +569,22 @@
           <w:i w:val="0"/>
           <w:sz w:val="24"/>
         </w:rPr>
-        <w:t>[0018] In a speech-to-sign operating mode, the directional acoustic capture unit (204) captures vocal speech from a hearing user. An acoustic pipeline (210) extracts text phonemes on the host processor, and a sign synthesizer engine (214) calculates step-by-step 3D bone transform keyframes, driving an interactive 3D humanoid avatar demonstrating the corresponding sign gestures on the visual display (220).</w:t>
+        <w:t>[0020] In a sign-to-speech operating mode, the kiosk optical sensor captures video frames of the signing user while the wireless glove continuously transmits finger flex telemetry and wrist inertial orientation. The embedded host processor extracts 21 3D skeletal landmarks per hand in local volatile memory. A spatial kinematics unit (214) computes wrist centering, palm metric scaling, planar rotation alignment, and fifteen inter-joint finger flexion angles. A multi-modal fusion engine (218) correlates optical landmarks with glove bend resistance to compensate for finger occlusions. A quantized dual Multi-Layer Perceptron (MLP) neural classifier (222) outputs predicted character tokens. A temporal word buffer (220) applies streak consensus verification and cooldown suppression to form words and committed sentences. Upon word commitment, the acoustic synthesizer (226) vocalizes the sentence audibly for the hearing interlocutor, and an RF commit packet triggers a tactile haptic pulse in the glove's haptic motor (250).</w:t>
+      </w:r>
+    </w:p>
+    <w:p>
+      <w:pPr>
+        <w:spacing w:after="120" w:line="276" w:lineRule="auto"/>
+        <w:jc w:val="both"/>
+      </w:pPr>
+      <w:r>
+        <w:rPr>
+          <w:rFonts w:ascii="Times New Roman" w:hAnsi="Times New Roman"/>
+          <w:b w:val="0"/>
+          <w:i w:val="0"/>
+          <w:sz w:val="24"/>
+        </w:rPr>
+        <w:t>[0021] In a speech-to-sign operating mode, the directional microphone array (206) captures vocal speech from the hearing user. An acoustic pipeline (212) transcribes the speech into text phonemes. A sign synthesizer (216) computes 3D skeletal bone transform keyframes, driving an interactive 3D humanoid avatar rendered at 60 FPS on the angled touch HUD (224), visually demonstrating the sign gestures to the deaf user.</w:t>
       </w:r>
     </w:p>
     <w:p>
@@ -569,7 +614,7 @@
           <w:i w:val="0"/>
           <w:sz w:val="24"/>
         </w:rPr>
-        <w:t>[0019] Figure 1 illustrates a flow diagram representing the real-time sign language recognition, kinematic landmark normalization, neural classification, and word aggregation process.</w:t>
+        <w:t>[0022] Figure 1 illustrates an end-to-end flowchart depicting the multi-modal bidirectional sign language translation process comprising input acquisition, kinematic normalization, multi-modal sensor fusion, quantized neural inference, streak consensus filtering, and bidirectional output synthesis.</w:t>
       </w:r>
     </w:p>
     <w:p>
@@ -584,7 +629,37 @@
           <w:i w:val="0"/>
           <w:sz w:val="24"/>
         </w:rPr>
-        <w:t>[0020] Figure 2 illustrates a hardware and functional block diagram of the standalone edge-AI sign language translation apparatus (200), depicting the physical interconnects between the optical vision sensor (202), acoustic capture unit (204), embedded host processor (206), visual display subsystem (220), acoustic synthesizer (222), and portable power subsystem (224).</w:t>
+        <w:t>[0023] Figure 2 illustrates a detailed hardware and functional block diagram of the standalone edge-AI kiosk unit (202) operatively coupled via a bidirectional wireless link (235) with the wearable wireless sensor glove unit (240).</w:t>
+      </w:r>
+    </w:p>
+    <w:p>
+      <w:pPr>
+        <w:spacing w:after="120" w:line="276" w:lineRule="auto"/>
+        <w:jc w:val="both"/>
+      </w:pPr>
+      <w:r>
+        <w:rPr>
+          <w:rFonts w:ascii="Times New Roman" w:hAnsi="Times New Roman"/>
+          <w:b w:val="0"/>
+          <w:i w:val="0"/>
+          <w:sz w:val="24"/>
+        </w:rPr>
+        <w:t>[0024] Figure 3 illustrates an isometric perspective schematic view of the physical translation system (300), showing the counter kiosk enclosure (302) with privacy canopy hood (306), optical sensor (308), angled touch display (310), acoustic transducers, docking cradle (316), and the paired wearable sensor glove (320) with 5-channel flex sensors (322) and wrist electronics pod (324).</w:t>
+      </w:r>
+    </w:p>
+    <w:p>
+      <w:pPr>
+        <w:spacing w:after="120" w:line="276" w:lineRule="auto"/>
+        <w:jc w:val="both"/>
+      </w:pPr>
+      <w:r>
+        <w:rPr>
+          <w:rFonts w:ascii="Times New Roman" w:hAnsi="Times New Roman"/>
+          <w:b w:val="0"/>
+          <w:i w:val="0"/>
+          <w:sz w:val="24"/>
+        </w:rPr>
+        <w:t>[0025] Figure 4 illustrates a diagram of the kinematic skeletal hand landmark topology (402), 15 inter-joint flexion angles theta_k (406), palm metric scale D_palm (404), and multi-modal feature vector synthesis (408).</w:t>
       </w:r>
     </w:p>
     <w:p>
@@ -614,7 +689,7 @@
           <w:i w:val="0"/>
           <w:sz w:val="24"/>
         </w:rPr>
-        <w:t>[0021] Referring to Figure 2, the standalone edge-AI translation apparatus (200) is embodied as a compact, self-contained physical hardware unit comprising an optical vision sensor (202), a directional acoustic capture unit (204), an embedded host processor (206), an interactive visual display subsystem (220), an acoustic synthesizer (222), and a portable power subsystem (224) interconnected via high-speed internal buses.</w:t>
+        <w:t>[0026] Referring to Figures 2 and 3, the present invention provides a comprehensive multi-modal system (200, 300) for real-time bidirectional sign language translation. The physical hardware comprises a standalone Edge-AI Kiosk Unit (202, 302) and an operatively paired Wearable Wireless Sensor Glove Unit (240, 320) communicatively coupled via an ultra-low-latency 2.4 GHz wireless link (235, 330).</w:t>
       </w:r>
     </w:p>
     <w:p>
@@ -629,7 +704,7 @@
           <w:i w:val="0"/>
           <w:sz w:val="24"/>
         </w:rPr>
-        <w:t>[0022] The optical vision sensor (202) comprises a wide-angle monocular optical camera module (e.g., wide field-of-view lens operating at 30 to 60 frames per second at resolutions such as 1280x720 or 1920x1080 pixels) operatively coupled with an active auxiliary LED illumination array. The illumination array provides uniform, shadow-free illumination across the signing user's hands, eliminating recognition degradation caused by ambient room shadows or dim lighting conditions. The camera stream is routed to the embedded host processor (206) via an internal MIPI-CSI (Mobile Industry Processor Interface Camera Serial Interface) video bus.</w:t>
+        <w:t>[0027] The Edge-AI Kiosk Unit (202, 302) is housed in a robust, counter-mountable structural enclosure comprising a wide desktop support base (304) and an upright housing capped by an anti-glare privacy canopy hood (306). The privacy hood extends outward over the upper and lateral perimeters of the kiosk, providing optical shielding against overhead ceiling glare and side reflections, while simultaneously providing visual privacy for user interaction at public service counters.</w:t>
       </w:r>
     </w:p>
     <w:p>
@@ -644,7 +719,7 @@
           <w:i w:val="0"/>
           <w:sz w:val="24"/>
         </w:rPr>
-        <w:t>[0023] The directional acoustic capture unit (204) comprises an array of MEMS (Micro-Electro-Mechanical Systems) directional microphones coupled with an active hardware noise cancellation filter. The acoustic capture unit receives spoken vocal audio from a hearing interlocutor, digitizes the signal, and routes it to the host processor via an I2S (Inter-IC Sound) digital audio bus.</w:t>
+        <w:t>[0028] Mounted within the downward-angled upper fascia of the canopy hood (306) is a forward-facing optical vision sensor (204, 308) flanked by dual active LED illumination diffusers. The optical vision sensor comprises a wide-angle monocular optical camera module (operating at 30 to 60 frames per second at 720p or 1080p resolution). The integrated dual LED diffusers cast uniform, shadow-free illumination across the signing interaction volume (332), ensuring invariant hand visibility regardless of ambient room dimness or backlight shadows. The optical sensor transmits raw digital video directly to the internal host processor (208) via a high-speed MIPI-CSI (Mobile Industry Processor Interface Camera Serial Interface) video bus.</w:t>
       </w:r>
     </w:p>
     <w:p>
@@ -659,7 +734,7 @@
           <w:i w:val="0"/>
           <w:sz w:val="24"/>
         </w:rPr>
-        <w:t>[0024] The embedded host processor (206) comprises an edge System-on-Chip (SoC) or Single Board Computer (SBC) (such as a multi-core ARM Cortex processor with integrated neural tensor accelerators, e.g., Raspberry Pi 4/5 or NVIDIA Jetson architecture), local volatile memory (LPDDR4/LPDDR5 RAM), and non-volatile flash storage containing pre-compiled quantized neural model weights.</w:t>
+        <w:t>[0029] Integrated along the fascia of the kiosk is a directional acoustic capture unit (206, 312) comprising a multi-microphone array of Micro-Electro-Mechanical Systems (MEMS) directional microphones coupled with active hardware beamforming noise cancellation circuitry. The microphone array captures acoustic speech from an interlocutor facing the kiosk, filtering out background ambient babble noise, and streams digitized audio to the host processor via an I2S digital audio bus.</w:t>
       </w:r>
     </w:p>
     <w:p>
@@ -674,7 +749,7 @@
           <w:i w:val="0"/>
           <w:sz w:val="24"/>
         </w:rPr>
-        <w:t>[0025] Referring to the functional pipelines executed within the embedded host processor (206), the vision pipeline (208) receives raw frames directly in local volatile memory. The vision pipeline localizes hand boundaries and computes 21 three-dimensional skeletal coordinates (x, y, z) per hand representing anatomical joints (wrist, carpals, metacarpals, and phalanges).</w:t>
+        <w:t>[0030] Positioned in an ergonomically tilted recess of the kiosk housing is an angled visual display subsystem (224, 310) comprising a high-resolution capacitive touch panel (e.g., 7.0-inch or 10.1-inch IPS LCD panel). The angled orientation allows comfortable viewing by a seated or standing user while remaining shielded from bystander observation by the canopy hood (306). Below the display, a high-fidelity acoustic synthesizer and loudspeaker (226, 314) comprising an internal audio codec and Class-D amplifier is positioned behind frontal speaker apertures.</w:t>
       </w:r>
     </w:p>
     <w:p>
@@ -689,7 +764,7 @@
           <w:i w:val="0"/>
           <w:sz w:val="24"/>
         </w:rPr>
-        <w:t>[0026] The spatial kinematics unit (212) translates raw spatial coordinates to a wrist-centered local origin (x0, y0, z0) to achieve spatial translation invariance. To establish scale and distance invariance, the Euclidean distance D_palm between wrist landmark 0 and middle finger metacarpophalangeal landmark 9 is computed in the image plane, and all 21 centered coordinates are divided by D_palm. Furthermore, planar rotation alignment is performed by calculating the angle between vector (L0 -&gt; L9) and the canonical vertical axis, and rotating all 2D planar coordinates by an orthogonal rotation matrix, thereby establishing canonical vertical palm alignment across arbitrary wrist tilt.</w:t>
+        <w:t>[0031] The internal computing platform of the kiosk comprises an embedded host processor (208), such as a multi-core ARM Cortex System-on-Chip (SoC) equipped with dedicated neural tensor processing units, high-speed LPDDR4/LPDDR5 volatile memory (RAM), non-volatile flash storage, and an autonomous power management subsystem (230) comprising rechargeable Lithium-Ion batteries, DC-DC buck converters, and a USB Power Delivery (USB-PD) charging interface. A magnetic docking cradle (316) on the lateral housing of the kiosk incorporates inductive charging coils for safely stowing and recharging the sensor glove when not in use.</w:t>
       </w:r>
     </w:p>
     <w:p>
@@ -704,7 +779,7 @@
           <w:i w:val="0"/>
           <w:sz w:val="24"/>
         </w:rPr>
-        <w:t>[0027] Concurrently, fifteen (15) inter-joint finger flexion angles θ_k (k = 1 to 15) are computed across adjacent phalangeal triplets across all five digits. For each anatomical triplet (a, b, c) having intermediate joint vertex b, adjacent unit vectors ba = a - b and bc = c - b are formed. Each flexion angle θ_k is calculated as: θ_k = (1/π) * arccos((ba · bc) / (||ba|| * ||bc|| + ε)), where ε is a positive stabilization constant (1e-6) preventing division by zero. The resulting scalar values are bounded strictly within [0, 1], yielding kinematic descriptors that are fundamentally invariant to user hand size and camera perspective.</w:t>
+        <w:t>[0032] Referring to Figures 2 and 3, the Wearable Wireless Sensor Glove Unit (240, 320) comprises an ergonomic glove body (322) fabricated from a breathable, elastic textile substrate. Embedded along the dorsal aspect of each finger (thumb, index, middle, ring, little) is a 5-channel flexible bend sensor array (242, 322) comprising polymer thick-film flexible resistive strain gauges. As each digit flexes or extends, the corresponding sensor undergoes mechanical curvature, modulating its electrical resistance linearly as a function of bending angle.</w:t>
       </w:r>
     </w:p>
     <w:p>
@@ -719,7 +794,7 @@
           <w:i w:val="0"/>
           <w:sz w:val="24"/>
         </w:rPr>
-        <w:t>[0028] In American Sign Language (ASL) mode, the 63 normalized coordinates and 15 flexion angles are concatenated to form a 78-dimensional feature vector. Left-hand detections are mirrored across the sagittal axis into canonical right-handed space.</w:t>
+        <w:t>[0033] Secured to the dorsal wrist cuff of the glove is a low-profile, contoured electronics pod (324) enclosing a low-power microcontroller unit (MCU) with a multi-channel 12-bit Analog-to-Digital Converter (ADC) (246), a 6-Degrees-of-Freedom (6-DoF) Inertial Measurement Unit (IMU) (244) comprising a 3-axis accelerometer and 3-axis gyroscope, an ultra-low latency 2.4 GHz RF / Bluetooth Low Energy (BLE 5.2) transceiver (248), a micro-haptic vibration actuator (250, 328), a multi-color LED link indicator (326), and a rechargeable miniature Li-Po battery pack (252). The MCU samples the 5 flex sensor channels and 6-DoF IMU at a rate of 100 Hz, digitizes the telemetry into a compact packet, and wirelessly broadcasts it to the kiosk wireless transceiver (228) with latency under 8 milliseconds.</w:t>
       </w:r>
     </w:p>
     <w:p>
@@ -734,7 +809,7 @@
           <w:i w:val="0"/>
           <w:sz w:val="24"/>
         </w:rPr>
-        <w:t>[0029] In Indian Sign Language (ISL) mode, coordinates from dual hands are extracted, horizontally sorted, and independently normalized into two 78-dimensional vectors. When a single-hand ISL sign (such as single-hand alphabet signs 'C', 'I', 'L', 'O', 'U', 'V' or numerals '1' to '9') is performed, the absent secondary hand is populated with a predetermined zero-padded vector, producing a uniform 156-dimensional dual-hand vector.</w:t>
+        <w:t>[0034] Referring to Figures 1 and 4, the multi-modal sign-to-speech translation pipeline operates as follows. Optical video frames captured by the optical sensor (204) are loaded exclusively into volatile RAM of the host processor (208). A vision pipeline (210) detects hand boundaries and extracts 21 three-dimensional skeletal joint coordinates (x_i, y_i, z_i) (i = 0 to 20) per hand, corresponding to the wrist, carpals, metacarpals, and phalanges (402).</w:t>
       </w:r>
     </w:p>
     <w:p>
@@ -749,7 +824,7 @@
           <w:i w:val="0"/>
           <w:sz w:val="24"/>
         </w:rPr>
-        <w:t>[0030] The edge neural classifier (216) comprises quantized Multi-Layer Perceptron (MLP) architectures executing locally on the host processor. For ASL, the network comprises layer dimensions 78 → 256 → 128 → 64 → 28 classes (26 alphabet letters plus space and delete control classes). For ISL, the network comprises layer dimensions 156 → 512 → 256 → 128 → 35 classes. The forward inference pass executes in under 5 milliseconds on standard CPU cores with greater than 98% test accuracy, consuming less than 5 Watts of operational electrical power.</w:t>
+        <w:t>[0035] The spatial kinematics unit (214) performs rigorous geometric normalization: First, all coordinates are translated to a wrist-centered local origin (x_0, y_0, z_0), achieving spatial translation invariance: x'_i = x_i - x_0, y'_i = y_i - y_0, z'_i = z_i - z_0. Second, to eliminate variations caused by user distance from the camera or individual hand size, the image-plane Euclidean metric distance D_palm (404) between wrist landmark 0 and middle finger metacarpophalangeal landmark 9 is computed: D_palm = sqrt((x_9 - x_0)^2 + (y_9 - y_0)^2). All 21 centered coordinates are divided by D_palm, yielding scale-invariant coordinates (410). Third, planar rotation alignment is performed by computing the inclination angle alpha of vector (L0 -&gt; L9) relative to the canonical vertical axis, and rotating all 2D coordinates by an orthogonal rotation matrix R(-alpha), enforcing canonical vertical alignment across arbitrary wrist roll.</w:t>
       </w:r>
     </w:p>
     <w:p>
@@ -764,7 +839,11 @@
           <w:i w:val="0"/>
           <w:sz w:val="24"/>
         </w:rPr>
-        <w:t>[0031] The temporal word buffer (218) receives predicted character tokens and confidence scores. A streak consensus filter requires a character prediction to remain stable for N consecutive frames (e.g., N = 5 frames with confidence &gt;= 0.70) before confirming the character. Upon confirmation, a post-capture cooldown timer (operable between 500 ms and 1000 ms, configured at 600 ms) suppresses duplicate character registrations. Dropping hands from the camera frame for a predetermined duration automatically commits the buffered word into a completed sentence string.</w:t>
+        <w:t>[0036] Concurrently, fifteen (15) inter-joint finger flexion angles theta_k (k = 1 to 15) (406, 412) are derived across adjacent phalangeal triplets across all five digits. For each anatomical triplet (a, b, c) having intermediate joint vertex b, adjacent unit vectors ba = a - b and bc = c - b are formed. Each flexion angle theta_k is calculated as:</w:t>
+        <w:br/>
+        <w:t xml:space="preserve">   theta_k = (1/pi) * arccos((ba · bc) / (||ba|| * ||bc|| + epsilon))</w:t>
+        <w:br/>
+        <w:t>where epsilon is a positive stabilization constant (1e-6) preventing numerical division by zero. The scalar values of theta_k are strictly bounded in [0, 1] and provide pure kinematic descriptors that are intrinsically immune to camera perspective distortion and hand sizing variations.</w:t>
       </w:r>
     </w:p>
     <w:p>
@@ -779,7 +858,7 @@
           <w:i w:val="0"/>
           <w:sz w:val="24"/>
         </w:rPr>
-        <w:t>[0032] The committed sentence string is routed to the acoustic synthesizer (222), which comprises an on-board audio codec, a Class-D digital audio amplifier, and an internal miniature acoustic speaker, instantly vocalizing the translated signs into spoken speech for non-signing observers.</w:t>
+        <w:t>[0037] Referring to Figure 4, the multi-modal sensor fusion engine (218) executes occlusion compensation (416). When the signing user performs signs where fingers overlap or hide behind the palm (e.g., ASL letters 'E', 'M', 'N', 'S', or ISL dual-hand crossings), optical tracking landmarks for the occluded digits degrade in confidence. The fusion engine continuously correlates the optical flexion angles theta_k with the glove's calibrated 5-channel bend resistance vector S_flex = [s_thumb, s_index, s_middle, s_ring, s_little] and 6-DoF IMU orientation vector (414). When optical landmark confidence drops below a threshold (0.60), the fusion engine substitutes the physical strain readings from the glove, guaranteeing continuous 100% gesture recognition without jitter or frame dropping.</w:t>
       </w:r>
     </w:p>
     <w:p>
@@ -794,7 +873,7 @@
           <w:i w:val="0"/>
           <w:sz w:val="24"/>
         </w:rPr>
-        <w:t>[0033] Simultaneously, the committed text is rendered on the visual display subsystem (220), which comprises a high-resolution capacitive touch panel (e.g., 5-inch or 7-inch LCD/OLED HUD) mounted on the apparatus housing.</w:t>
+        <w:t>[0038] For American Sign Language (ASL), the 63 normalized coordinates and 15 flexion angles (optionally augmented with glove telemetry) form a 78-dimensional feature vector. Left-hand gestures are mirrored across the sagittal axis into canonical right-handed space. For Indian Sign Language (ISL), dual hands are extracted, horizontally sorted (left-most and right-most), and normalized into two 78-dimensional sub-vectors. When single-hand ISL signs are performed, the absent secondary hand is populated with a predefined zero-padded vector, producing a uniform 156-dimensional dual-hand tensor.</w:t>
       </w:r>
     </w:p>
     <w:p>
@@ -809,7 +888,7 @@
           <w:i w:val="0"/>
           <w:sz w:val="24"/>
         </w:rPr>
-        <w:t>[0034] In bidirectional speech-to-sign mode, vocal speech captured by the acoustic capture unit (204) is transcribed by the acoustic pipeline (210) into text phonemes. The sign synthesizer engine (214) computes 3D bone orientation quaternions and retargets them to an interactive 3D humanoid avatar rendered at 60 frames per second on the visual display subsystem (220), visually demonstrating the sign language gesture to the deaf user.</w:t>
+        <w:t>[0039] The quantized dual Multi-Layer Perceptron (MLP) neural classifier (222) comprises an ASL network (78 -&gt; 256 -&gt; 128 -&gt; 64 -&gt; 28 classes) and an ISL network (156 -&gt; 512 -&gt; 256 -&gt; 128 -&gt; 35 classes). The models execute forward inference in under 5 milliseconds on the host processor SoC, achieving over 98% classification accuracy while consuming under 5 Watts of total system power.</w:t>
       </w:r>
     </w:p>
     <w:p>
@@ -824,7 +903,7 @@
           <w:i w:val="0"/>
           <w:sz w:val="24"/>
         </w:rPr>
-        <w:t>[0035] The portable power subsystem (224) comprises a rechargeable Lithium-Ion (Li-Ion) battery pack, an integrated Power Management Integrated Circuit (PMIC) with step-down DC-DC buck regulators providing clean 5V and 3.3V DC power rails, and a USB Power Delivery (USB-PD) charging port enabling continuous portable operation.</w:t>
+        <w:t>[0040] The temporal word buffer engine (220) receives predicted class tokens. A streak consensus filter requires a predicted character token to remain consistent for N consecutive frames (e.g., N = 5 frames with confidence &gt;= 0.70) before confirming the character. Upon confirmation, a post-capture cooldown timer (configured at 600 ms) suppresses duplicate character registrations while transitioning between hand shapes. Dropping hands from the tracking zone for a predetermined duration commits the buffered word into a completed sentence string.</w:t>
       </w:r>
     </w:p>
     <w:p>
@@ -839,7 +918,37 @@
           <w:i w:val="0"/>
           <w:sz w:val="24"/>
         </w:rPr>
-        <w:t>[0036] Crucially, all video frames captured by the optical vision sensor (202) are held strictly in local volatile RAM (204) and are purged immediately after 3D joint coordinate calculation. No raw video or facial biometric data is ever stored on disk or transmitted across external networks, ensuring complete visual biometric privacy.</w:t>
+        <w:t>[0041] Upon sentence commitment, two simultaneous physical events occur: (1) The sentence string is routed to the acoustic synthesizer (226), which immediately converts the text into vocalized speech through the Class-D loudspeaker (314), speaking the sentence aloud to the hearing interlocutor; and (2) The host wireless transceiver (228) transmits an RF confirmation packet to the glove, causing the glove's haptic motor (250, 328) to vibrate in a distinct tactile pulse. This haptic confirmation provides instantaneous physical feedback to the deaf user that their sentence has been spoken, eliminating the need to look away from their conversational partner.</w:t>
+      </w:r>
+    </w:p>
+    <w:p>
+      <w:pPr>
+        <w:spacing w:after="120" w:line="276" w:lineRule="auto"/>
+        <w:jc w:val="both"/>
+      </w:pPr>
+      <w:r>
+        <w:rPr>
+          <w:rFonts w:ascii="Times New Roman" w:hAnsi="Times New Roman"/>
+          <w:b w:val="0"/>
+          <w:i w:val="0"/>
+          <w:sz w:val="24"/>
+        </w:rPr>
+        <w:t>[0042] In bidirectional speech-to-sign mode, spoken vocal audio from the hearing user is captured by the directional microphone array (206, 312). The acoustic pipeline (212) performs speech-to-text transcription. The sign synthesizer engine (216) maps text tokens into anatomical 3D bone orientation quaternions. These quaternions drive a photorealistic 3D humanoid avatar rendered at 60 frames per second on the angled touch HUD (224, 310), visually enacting the sign language translation directly in front of the deaf user.</w:t>
+      </w:r>
+    </w:p>
+    <w:p>
+      <w:pPr>
+        <w:spacing w:after="120" w:line="276" w:lineRule="auto"/>
+        <w:jc w:val="both"/>
+      </w:pPr>
+      <w:r>
+        <w:rPr>
+          <w:rFonts w:ascii="Times New Roman" w:hAnsi="Times New Roman"/>
+          <w:b w:val="0"/>
+          <w:i w:val="0"/>
+          <w:sz w:val="24"/>
+        </w:rPr>
+        <w:t>[0043] Crucially, all video frames captured by the optical sensor (204) are held strictly in local volatile RAM and are instantly overwritten after landmark extraction. No raw video, facial imagery, or biometric footage is ever recorded on non-volatile media or transmitted over any external network, guaranteeing absolute biometric privacy.</w:t>
       </w:r>
     </w:p>
     <w:p>
@@ -889,33 +998,49 @@
           <w:i w:val="0"/>
           <w:sz w:val="24"/>
         </w:rPr>
-        <w:t>1. A standalone edge-AI apparatus (200) for real-time bidirectional sign language translation, the apparatus comprising:</w:t>
+        <w:t>1. A standalone edge-AI kiosk apparatus and wireless sensor glove system (200) for real-time bidirectional sign language translation, the system comprising:</w:t>
         <w:br/>
-        <w:t xml:space="preserve">   a physical portable housing enclosing:</w:t>
+        <w:t xml:space="preserve">   A) a counter-mountable kiosk unit (202) comprising a rigid housing enclosing:</w:t>
         <w:br/>
-        <w:t xml:space="preserve">     an optical vision sensor (202) configured to acquire continuous optical video frames of a signing user;</w:t>
+        <w:t xml:space="preserve">      an anti-glare privacy canopy hood (306) projecting over an interactive volume;</w:t>
         <w:br/>
-        <w:t xml:space="preserve">     a directional acoustic capture unit (204) comprising a microphone array configured to capture spoken vocal audio;</w:t>
+        <w:t xml:space="preserve">      an optical vision sensor (204) and an active auxiliary illumination array (308) integrated within the canopy hood;</w:t>
         <w:br/>
-        <w:t xml:space="preserve">     an embedded host processor (206) operatively coupled to the optical vision sensor (202) and acoustic capture unit (204), the host processor comprising local volatile memory and non-volatile flash storage;</w:t>
+        <w:t xml:space="preserve">      a directional acoustic capture unit (206) comprising a beamforming microphone array;</w:t>
         <w:br/>
-        <w:t xml:space="preserve">     an interactive visual display subsystem (220) coupled to the host processor (206);</w:t>
+        <w:t xml:space="preserve">      an embedded host processor (208) comprising local volatile memory and non-volatile flash storage;</w:t>
         <w:br/>
-        <w:t xml:space="preserve">     an acoustic synthesizer (222) comprising an audio codec and an acoustic speaker coupled to the host processor (206); and</w:t>
+        <w:t xml:space="preserve">      an angled visual touch display subsystem (224) mounted in the housing under the canopy hood;</w:t>
         <w:br/>
-        <w:t xml:space="preserve">     a portable power subsystem (224) comprising a rechargeable battery and a power management circuit providing regulated power to the apparatus;</w:t>
+        <w:t xml:space="preserve">      an acoustic synthesizer (226) coupled to an audio loudspeaker;</w:t>
         <w:br/>
-        <w:t xml:space="preserve">   wherein the embedded host processor (206) is configured to execute:</w:t>
+        <w:t xml:space="preserve">      a kiosk wireless transceiver (228); and</w:t>
         <w:br/>
-        <w:t xml:space="preserve">     a vision pipeline (208) configured to extract 21 three-dimensional skeletal joint landmarks per detected hand from the video frames in local volatile memory;</w:t>
+        <w:t xml:space="preserve">      a power subsystem (230) providing regulated operating power;</w:t>
         <w:br/>
-        <w:t xml:space="preserve">     a spatial kinematics unit (212) configured to translate the skeletal landmarks to a wrist-centered origin, scale centered coordinates by a Euclidean palm distance, and compute fifteen inter-joint finger flexion angles across five digits;</w:t>
+        <w:t xml:space="preserve">   B) a wearable wireless sensor glove unit (240) communicatively coupled to the kiosk wireless transceiver (228) via a low-latency wireless link (235), the glove unit comprising:</w:t>
         <w:br/>
-        <w:t xml:space="preserve">     an edge neural classifier (216) configured to receive a feature vector comprising the scaled coordinates and flexion angles and output predicted character tokens;</w:t>
+        <w:t xml:space="preserve">      a flexible glove body (322) having a 5-channel flexible bend sensor array (242) disposed along dorsal phalanges of five digits;</w:t>
         <w:br/>
-        <w:t xml:space="preserve">     a temporal word buffer (218) configured to aggregate confirmed character tokens into words and complete sentence strings using streak consensus verification; and</w:t>
+        <w:t xml:space="preserve">      a 6-Degrees-of-Freedom (6-DoF) inertial measurement unit (244);</w:t>
         <w:br/>
-        <w:t xml:space="preserve">     wherein the acoustic synthesizer (222) converts the complete sentence strings into vocalized audible speech, and wherein the visual display subsystem (220) displays synthesized text subtitles and animated 3D avatar sign demonstrations.</w:t>
+        <w:t xml:space="preserve">      a glove microcontroller (246) and a glove wireless transceiver (248); and</w:t>
+        <w:br/>
+        <w:t xml:space="preserve">      a tactile haptic feedback actuator (250);</w:t>
+        <w:br/>
+        <w:t xml:space="preserve">   wherein the embedded host processor (208) is configured to execute:</w:t>
+        <w:br/>
+        <w:t xml:space="preserve">      a vision pipeline (210) extracting 21 3D spatial skeletal joint landmarks per detected hand from video frames in volatile memory;</w:t>
+        <w:br/>
+        <w:t xml:space="preserve">      a spatial kinematics unit (214) translating skeletal landmarks to a wrist-centered origin, scaling centered coordinates by a Euclidean palm distance, and deriving fifteen inter-joint finger flexion angles across five digits;</w:t>
+        <w:br/>
+        <w:t xml:space="preserve">      a multi-modal fusion engine (218) fusing the skeletal landmarks with glove bend resistance telemetry received from the wireless sensor glove unit (240) to compensate for optical finger occlusions;</w:t>
+        <w:br/>
+        <w:t xml:space="preserve">      an edge neural classifier (222) processing the fused feature vector to output predicted character tokens;</w:t>
+        <w:br/>
+        <w:t xml:space="preserve">      a temporal word buffer (220) aggregating confirmed character tokens into committed sentences using streak consensus verification; and</w:t>
+        <w:br/>
+        <w:t xml:space="preserve">      wherein the acoustic synthesizer (226) converts the committed sentences into vocalized audible speech, and wherein the kiosk wireless transceiver (228) transmits a confirmation signal triggering a tactile vibration pulse on the glove haptic feedback actuator (250).</w:t>
       </w:r>
     </w:p>
     <w:p>
@@ -930,7 +1055,7 @@
           <w:i w:val="0"/>
           <w:sz w:val="24"/>
         </w:rPr>
-        <w:t>2. The apparatus as claimed in claim 1, wherein the optical vision sensor (202) comprises a wide-angle monocular optical camera coupled with an active auxiliary LED illumination array configured to provide uniform illumination across the signing user's hands, and wherein the vision sensor is connected to the host processor (206) via an internal MIPI-CSI video interface bus.</w:t>
+        <w:t>2. The system as claimed in claim 1, wherein the canopy hood (306) of the kiosk unit encloses the optical vision sensor (204) and dual LED illumination diffusers (308) angled downward to cast shadow-free illumination across the user interaction volume while shielding the visual touch display (224) and optical sensor from overhead ambient glare, and wherein the optical vision sensor is connected to the host processor (208) via an internal MIPI-CSI video interface bus.</w:t>
       </w:r>
     </w:p>
     <w:p>
@@ -945,11 +1070,7 @@
           <w:i w:val="0"/>
           <w:sz w:val="24"/>
         </w:rPr>
-        <w:t>3. The apparatus as claimed in claim 1, wherein the spatial kinematics unit (212) computes each of the fifteen finger flexion angles θ_k as:</w:t>
-        <w:br/>
-        <w:t xml:space="preserve">   θ_k = (1/π) * arccos((ba · bc) / (||ba|| * ||bc|| + ε))</w:t>
-        <w:br/>
-        <w:t xml:space="preserve">   across fifteen anatomical triplets defined by landmark indices: [0, 1, 2], [1, 2, 3], [2, 3, 4] for the thumb; [0, 5, 6], [5, 6, 7], [6, 7, 8] for the index finger; [0, 9, 10], [9, 10, 11], [10, 11, 12] for the middle finger; [0, 13, 14], [13, 14, 15], [14, 15, 16] for the ring finger; and [0, 17, 18], [17, 18, 19], [18, 19, 20] for the little finger, wherein index 0 designates the wrist landmark, wherein ba and bc are vectors from the intermediate vertex joint b to adjacent joints a and c respectively, and ε is a predetermined positive constant preventing division by zero, yielding perspective-invariant descriptors bounded strictly within [0, 1].</w:t>
+        <w:t>3. The system as claimed in claim 1, wherein the 5-channel flexible bend sensor array (242) of the sensor glove comprises polymer thick-film flexible resistive strain gauges whose electrical resistance varies monotonically with finger flexion, sampled by a 12-bit analog-to-digital converter on the glove microcontroller (246) at a sampling rate of at least 100 Hz.</w:t>
       </w:r>
     </w:p>
     <w:p>
@@ -964,7 +1085,7 @@
           <w:i w:val="0"/>
           <w:sz w:val="24"/>
         </w:rPr>
-        <w:t>4. The apparatus as claimed in claim 1, wherein the spatial kinematics unit (212) applies a planar rotation alignment by calculating the angular orientation of a vector connecting wrist landmark 0 to middle finger metacarpophalangeal landmark 9 relative to a canonical vertical axis, and rotating centered 2D planar coordinates by an orthogonal rotation matrix to establish canonical palm orientation.</w:t>
+        <w:t>4. The system as claimed in claim 1, wherein the multi-modal fusion engine (218) dynamically evaluates landmark tracking confidence for each digit, and replaces optically derived joint coordinates with calibrated physical bend resistance readings from the corresponding channel of the flexible bend sensor array (242) upon optical landmark confidence falling below a predetermined confidence threshold during finger-crossing or hand-occlusion states.</w:t>
       </w:r>
     </w:p>
     <w:p>
@@ -979,7 +1100,11 @@
           <w:i w:val="0"/>
           <w:sz w:val="24"/>
         </w:rPr>
-        <w:t>5. The apparatus as claimed in claim 1, wherein the edge neural classifier (216) comprises a quantized Multi-Layer Perceptron (MLP) architecture comprising a 78-dimensional input layer for single-hand American Sign Language (ASL) classifying 28 output classes, and a 156-dimensional input layer for dual-hand Indian Sign Language (ISL) classifying 35 output classes.</w:t>
+        <w:t>5. The system as claimed in claim 1, wherein the spatial kinematics unit (214) computes each of the fifteen finger flexion angles theta_k as:</w:t>
+        <w:br/>
+        <w:t xml:space="preserve">   theta_k = (1/pi) * arccos((ba · bc) / (||ba|| * ||bc|| + epsilon))</w:t>
+        <w:br/>
+        <w:t xml:space="preserve">   across fifteen anatomical triplets defined by landmark indices: [0, 1, 2], [1, 2, 3], [2, 3, 4] for the thumb; [0, 5, 6], [5, 6, 7], [6, 7, 8] for the index finger; [0, 9, 10], [9, 10, 11], [10, 11, 12] for the middle finger; [0, 13, 14], [13, 14, 15], [14, 15, 16] for the ring finger; and [0, 17, 18], [17, 18, 19], [18, 19, 20] for the little finger, wherein index 0 designates the wrist landmark, wherein ba and bc are vectors from intermediate vertex joint b to adjacent joints a and c respectively, and epsilon is a predetermined positive constant preventing division by zero, yielding perspective-invariant descriptors bounded strictly within [0, 1].</w:t>
       </w:r>
     </w:p>
     <w:p>
@@ -994,7 +1119,7 @@
           <w:i w:val="0"/>
           <w:sz w:val="24"/>
         </w:rPr>
-        <w:t>6. The apparatus as claimed in claim 5, wherein the 156-dimensional ISL input receives horizontally sorted, independently normalized 78-dimensional sub-vectors corresponding to a left-most hand and a right-most hand, and wherein single-hand gestures within the ISL mode are padded with a predetermined padding vector to maintain uniform 156-dimensional tensor dimensions.</w:t>
+        <w:t>6. The system as claimed in claim 1, wherein the spatial kinematics unit (214) applies a planar rotation alignment by calculating the angular orientation of a vector connecting wrist landmark 0 to middle finger metacarpophalangeal landmark 9 relative to a canonical vertical axis, and rotating centered 2D planar coordinates by an orthogonal rotation matrix to establish canonical palm orientation.</w:t>
       </w:r>
     </w:p>
     <w:p>
@@ -1009,7 +1134,7 @@
           <w:i w:val="0"/>
           <w:sz w:val="24"/>
         </w:rPr>
-        <w:t>7. The apparatus as claimed in claim 1, wherein the temporal word buffer (218) enforces an N-frame consecutive identical prediction streak threshold and a post-capture cooldown timer ranging from 500 to 1000 milliseconds to inhibit duplicate character capture, and automatically commits buffered words into completed sentence strings upon detecting the absence of hands from the vision sensor for a predetermined duration.</w:t>
+        <w:t>7. The system as claimed in claim 1, wherein the edge neural classifier (222) comprises quantized Multi-Layer Perceptron (MLP) architectures executed locally on the host processor SoC, comprising a 78-dimensional input layer for single-hand American Sign Language (ASL) classifying 28 output classes, and a 156-dimensional input layer for dual-hand Indian Sign Language (ISL) classifying 35 output classes, wherein single-hand gestures within the ISL mode are padded with a predetermined zero-padding vector to maintain uniform tensor dimensions.</w:t>
       </w:r>
     </w:p>
     <w:p>
@@ -1024,7 +1149,7 @@
           <w:i w:val="0"/>
           <w:sz w:val="24"/>
         </w:rPr>
-        <w:t>8. The apparatus as claimed in claim 1, further comprising a bidirectional sign synthesizer engine (214) executed on the host processor (206), the sign synthesizer engine configured to parse spoken vocal audio received from the acoustic capture unit (204) into text phonemes and compute 3D bone orientation quaternions driving an interactive 3D humanoid avatar demonstrating corresponding sign language gestures on the visual display subsystem (220).</w:t>
+        <w:t>8. The system as claimed in claim 1, wherein the temporal word buffer (220) enforces an N-frame consecutive identical prediction streak threshold and a post-capture cooldown timer ranging from 500 to 1000 milliseconds to inhibit duplicate character registrations, and automatically commits buffered words into completed sentence strings upon detecting the absence of hands from the interaction volume for a predetermined duration.</w:t>
       </w:r>
     </w:p>
     <w:p>
@@ -1039,7 +1164,7 @@
           <w:i w:val="0"/>
           <w:sz w:val="24"/>
         </w:rPr>
-        <w:t>9. The apparatus as claimed in claim 1, wherein the optical video frames acquired by the optical vision sensor (202) are processed exclusively within local volatile memory of the embedded host processor (206) and are purged immediately after 3D skeletal landmark extraction without storing raw frames on permanent disk or transmitting video data to external networks.</w:t>
+        <w:t>9. The system as claimed in claim 1, further comprising a bidirectional sign synthesizer engine (216) executed on the host processor (208), the sign synthesizer engine configured to parse spoken vocal audio received from the directional acoustic capture unit (206) into text phonemes and compute 3D bone orientation quaternions driving an interactive 3D humanoid avatar demonstrating corresponding sign language gestures rendered at 60 frames per second on the visual touch display subsystem (224).</w:t>
       </w:r>
     </w:p>
     <w:p>
@@ -1054,21 +1179,25 @@
           <w:i w:val="0"/>
           <w:sz w:val="24"/>
         </w:rPr>
-        <w:t>10. A method for real-time bidirectional sign language translation executed on the apparatus of claim 1, the method comprising:</w:t>
+        <w:t>10. A method for real-time bidirectional sign language translation executed on the system of claim 1, the method comprising:</w:t>
         <w:br/>
-        <w:t xml:space="preserve">   capturing optical video frames of a user via an optical vision sensor (202);</w:t>
+        <w:t xml:space="preserve">   acquiring continuous optical video frames of a user via an optical vision sensor (204) housed in a kiosk canopy hood (306) concurrently with receiving wireless finger bend and inertial telemetry from a paired sensor glove (240);</w:t>
         <w:br/>
-        <w:t xml:space="preserve">   extracting 21 3D spatial skeletal joint landmarks per detected hand in local volatile memory of an embedded host processor (206);</w:t>
+        <w:t xml:space="preserve">   extracting 21 3D spatial skeletal joint landmarks per detected hand in local volatile memory of an embedded host processor (208);</w:t>
         <w:br/>
-        <w:t xml:space="preserve">   translating the skeletal landmarks to a wrist-centered origin and scaling centered coordinates by a Euclidean palm distance;</w:t>
+        <w:t xml:space="preserve">   translating the skeletal landmarks to a wrist-centered origin, scaling coordinates by a Euclidean palm distance, and calculating fifteen inter-joint finger flexion angles;</w:t>
         <w:br/>
-        <w:t xml:space="preserve">   calculating fifteen inter-joint finger flexion angles across adjacent phalangeal triplets;</w:t>
+        <w:t xml:space="preserve">   fusing the skeletal landmarks with the glove bend telemetry to resolve optical occlusions via a multi-modal fusion engine (218);</w:t>
         <w:br/>
-        <w:t xml:space="preserve">   executing forward neural inference on an edge neural classifier (216) within the host processor (206) to output character tokens;</w:t>
+        <w:t xml:space="preserve">   executing forward neural inference on a quantized edge neural classifier (222) within the host processor (208) to output predicted character tokens;</w:t>
         <w:br/>
-        <w:t xml:space="preserve">   verifying prediction stability across a consecutive streak threshold and aggregating confirmed characters into words and sentences via a temporal word buffer (218); and</w:t>
+        <w:t xml:space="preserve">   verifying prediction stability across a consecutive streak threshold and assembling confirmed characters into words and sentences via a temporal word buffer (220);</w:t>
         <w:br/>
-        <w:t xml:space="preserve">   vocalizing committed sentences into audible speech via an acoustic synthesizer (222) and rendering 3D avatar sign demonstrations on a visual display subsystem (220).</w:t>
+        <w:t xml:space="preserve">   vocalizing committed sentences into audible speech via an acoustic synthesizer (226);</w:t>
+        <w:br/>
+        <w:t xml:space="preserve">   transmitting an RF trigger to actuate a tactile haptic pulse on the sensor glove (240); and</w:t>
+        <w:br/>
+        <w:t xml:space="preserve">   transcribing incoming spoken vocal speech and rendering interactive 3D humanoid avatar sign demonstrations on an angled touch display (224).</w:t>
       </w:r>
     </w:p>
     <w:p>
@@ -1110,7 +1239,7 @@
                 <w:rFonts w:ascii="Times New Roman" w:hAnsi="Times New Roman"/>
                 <w:sz w:val="22"/>
               </w:rPr>
-              <w:t>Dated this 05th day of October, 2026</w:t>
+              <w:t>Dated this 11th day of October, 2026</w:t>
             </w:r>
           </w:p>
         </w:tc>
@@ -1171,7 +1300,7 @@
           <w:i w:val="0"/>
           <w:sz w:val="24"/>
         </w:rPr>
-        <w:t>AN EMBEDDED EDGE-AI APPARATUS AND SYSTEM FOR REAL-TIME BIDIRECTIONAL SIGN LANGUAGE TRANSLATION USING KINEMATIC GEOMETRIC LANDMARKS AND NEURAL INFERENCE</w:t>
+        <w:t>AN EMBEDDED EDGE-AI KIOSK APPARATUS AND WIRELESS SENSOR GLOVE SYSTEM FOR REAL-TIME BIDIRECTIONAL SIGN LANGUAGE TRANSLATION USING MULTI-MODAL SENSOR FUSION AND NEURAL INFERENCE</w:t>
       </w:r>
     </w:p>
     <w:p>
@@ -1186,7 +1315,7 @@
           <w:i w:val="0"/>
           <w:sz w:val="24"/>
         </w:rPr>
-        <w:t>An embedded edge-AI apparatus (200) and system are disclosed for real-time bidirectional sign language translation between sign gestures, vocalized speech, and visual 3D demonstrations. The physical apparatus comprises a portable housing enclosing an optical vision sensor (202), a directional acoustic capture unit (204), an embedded host processor (206), an interactive visual display subsystem (220), an acoustic synthesizer (222), and an autonomous portable power subsystem (224). The embedded host processor executes a vision pipeline (208) extracting 21 3D skeletal landmarks per hand, a spatial kinematics unit (212) performing wrist centering, palm scaling, planar rotation alignment, and calculating fifteen inter-joint finger flexion angles. A quantized edge neural classifier (216) processes single-hand (ASL: 78-D) and dual-hand (ISL: 156-D) feature vectors in under 5 milliseconds. A temporal word buffer (218) enforces streak consensus verification and cooldown suppression to assemble committed sentences vocalized via the acoustic synthesizer (222). In speech-to-sign mode, vocal speech is transcribed and converted by a sign synthesizer (214) into 3D humanoid avatar demonstrations on the visual display (220). Video frames are processed in volatile memory without cloud transmission, preserving visual privacy.</w:t>
+        <w:t>An embedded edge-AI kiosk apparatus and wireless sensor glove system (200) are disclosed for real-time bidirectional sign language translation. The system comprises a counter-mountable kiosk unit (202) having an anti-glare privacy canopy hood (306), an optical vision sensor and dual LED diffusers (204, 308), a directional MEMS microphone array (206), an embedded host processor SoC (208), an angled touch display HUD (224), an acoustic synthesizer (226), and a low-latency wireless transceiver (228), operatively paired with a wearable wireless sensor glove (240) having a 5-channel flexible bend sensor array (242), a 6-DoF IMU (244), and a tactile haptic actuator (250). The host processor executes a vision pipeline (210) extracting 21 3D skeletal landmarks per hand, a spatial kinematics unit (214) performing wrist centering, palm scaling, and deriving fifteen inter-joint finger flexion angles, and a multi-modal fusion engine (218) fusing optical landmarks with glove bend resistance to compensate for optical occlusions. A quantized dual MLP neural classifier (222) performs inference in under 5 ms for single-hand (ASL: 78-D) and dual-hand (ISL: 156-D) gestures. A temporal word buffer (220) enforces streak consensus and cooldown suppression to assemble committed sentences vocalized via the acoustic synthesizer (226) while triggering a tactile confirmation vibration on the glove (250). In speech-to-sign mode, spoken audio is transcribed and animated via a 3D humanoid avatar on the touch HUD (224). All video frames are processed in volatile memory without cloud transmission, preserving absolute visual privacy.</w:t>
       </w:r>
     </w:p>
     <w:sectPr>
